--- a/narratives/Enhancement 3 - Databases Narrative.docx
+++ b/narratives/Enhancement 3 - Databases Narrative.docx
@@ -306,7 +306,7 @@
           <w:rFonts w:ascii="Times New Roman" w:hAnsi="Times New Roman" w:cs="Times New Roman"/>
         </w:rPr>
         <w:lastRenderedPageBreak/>
-        <w:t>This enhancement made progress toward Course Outcomes 3, 4, and 5, which are the same outcomes I originally planned to address in Module One. Course Outcome 3 applies because I wanted to actually test whether a compound MongoDB index would improve the rescue searches instead of just adding one and assuming it was helping. I used the same rescue queries that the dashboard uses and compared how MongoDB handled them before and after the index was added. Without the index, MongoDB examined all 10,000 animal documents for every rescue profile, while after adding it that dropped to 200 documents for Water Rescue, 272 for Mountain or Wilderness Rescue, and 389 for Disaster or Individual Tracking. The average query time also went from around 7.7 to 7.9 milliseconds without the index to around 0.9 to 1.4 milliseconds with it, so since the testing showed that it actually helped I decided to keep the index in the final version.</w:t>
+        <w:t>This enhancement made progress toward Course Outcomes 3, 4, and 5. Course Outcome 3 applies because I wanted to actually test whether a compound MongoDB index would improve the rescue searches instead of just adding one and assuming it was helping. I used the same rescue queries that the dashboard uses and compared how MongoDB handled them before and after the index was added. Without the index, MongoDB examined all 10,000 animal documents for every rescue profile, while after adding it that dropped to 200 documents for Water Rescue, 272 for Mountain or Wilderness Rescue, and 389 for Disaster or Individual Tracking. The average query time also went from around 7.7 to 7.9 milliseconds without the index to around 0.9 to 1.4 milliseconds with it, so since the testing showed that it actually helped I decided to keep the index in the final version.</w:t>
       </w:r>
     </w:p>
     <w:p>
@@ -321,7 +321,21 @@
         <w:rPr>
           <w:rFonts w:ascii="Times New Roman" w:hAnsi="Times New Roman" w:cs="Times New Roman"/>
         </w:rPr>
-        <w:t>Course Outcome 4 is supported because MongoDB is now being used for more than just storing the original shelter records and the rescue-profile information is now part of the database too. The dashboard gets those requirements from MongoDB when it performs the rescue searches instead of having them stored directly in the application. I also made progress toward Course Outcome 5 because I moved the MongoDB connection information out of the source code and into environment variables, while also adding validation in the application and in MongoDB so bad information has less of a chance of being stored. Since all of this still matched the database, performance, and security work that I planned back in Module One, I did not need to change the outcomes that I originally said I would address.</w:t>
+        <w:t xml:space="preserve">Course Outcome 4 is supported because MongoDB is now being used for more than just storing the original shelter records and the rescue-profile information is now part of the database too. The dashboard gets those requirements from MongoDB when it performs the rescue searches instead of having them stored directly in the application. I also made progress toward Course Outcome 5 because I moved the MongoDB connection information out of the source code and into environment variables, while also adding validation in the application and in MongoDB so bad information has less of a chance of being stored. Course Outcomes 1 and 2 were not the main focus of this enhancement and are demonstrated elsewhere in the </w:t>
+      </w:r>
+      <w:proofErr w:type="spellStart"/>
+      <w:r>
+        <w:rPr>
+          <w:rFonts w:ascii="Times New Roman" w:hAnsi="Times New Roman" w:cs="Times New Roman"/>
+        </w:rPr>
+        <w:t>ePortfolio</w:t>
+      </w:r>
+      <w:proofErr w:type="spellEnd"/>
+      <w:r>
+        <w:rPr>
+          <w:rFonts w:ascii="Times New Roman" w:hAnsi="Times New Roman" w:cs="Times New Roman"/>
+        </w:rPr>
+        <w:t xml:space="preserve"> through the code review, written communication, and discussion of collaboration.</w:t>
       </w:r>
     </w:p>
     <w:p>
@@ -336,14 +350,14 @@
         <w:rPr>
           <w:rFonts w:ascii="Times New Roman" w:hAnsi="Times New Roman" w:cs="Times New Roman"/>
         </w:rPr>
-        <w:t xml:space="preserve">One of the more useful things I learned from this enhancement was that database performance really needs to be tested based on how the application is actually searching the data. The rescue searches use exact matches for fields like animal type and sex along with an age </w:t>
+        <w:t xml:space="preserve">One of the more useful things I learned from this enhancement was that database performance really needs to be tested based on how the application is actually searching the data. The rescue searches use exact matches for fields like animal type and sex along with an age range, while breeds are searched using case-insensitive regular expressions, so I did not want to </w:t>
       </w:r>
       <w:r>
         <w:rPr>
           <w:rFonts w:ascii="Times New Roman" w:hAnsi="Times New Roman" w:cs="Times New Roman"/>
         </w:rPr>
         <w:lastRenderedPageBreak/>
-        <w:t>range, while breeds are searched using case-insensitive regular expressions, so I did not want to just assume that putting every search field into an index was automatically going to be the best choice. After testing the compound index, MongoDB was able to cut down the number of animal documents it had to look through even though the breed filtering still had to be handled separately. This helped me understand indexes better because just seeing that a field is part of a search does not necessarily mean it belongs in the index, and the way the full query works matters more.</w:t>
+        <w:t>just assume that putting every search field into an index was automatically going to be the best choice. After testing the compound index, MongoDB was able to cut down the number of animal documents it had to look through even though the breed filtering still had to be handled separately. This helped me understand indexes better because just seeing that a field is part of a search does not necessarily mean it belongs in the index, and the way the full query works matters more.</w:t>
       </w:r>
     </w:p>
     <w:p>
@@ -1103,7 +1117,6 @@
   <w:style w:type="character" w:default="1" w:styleId="DefaultParagraphFont">
     <w:name w:val="Default Paragraph Font"/>
     <w:uiPriority w:val="1"/>
-    <w:semiHidden/>
     <w:unhideWhenUsed/>
   </w:style>
   <w:style w:type="table" w:default="1" w:styleId="TableNormal">
